--- a/Договор аренды ТС с экипажем РОЛЛ ЭКС - СМАРТ АЛГОРИТМС.docx
+++ b/Договор аренды ТС с экипажем РОЛЛ ЭКС - СМАРТ АЛГОРИТМС.docx
@@ -122,7 +122,7 @@
         <w:rPr>
           <w:b w:val="0"/>
         </w:rPr>
-        <w:t>1.1. Арендодатель передаёт Арендополучателю во временное владение и пользование за плату транспортное средство — автомобиль LADA NIVA Legend (ВАЗ-212140-0000070), государственный регистрационный знак ____________________, VIN ____________________, год выпуска ____________, паспорт транспортного средства ____________________ (далее — «Транспортное средство»), а также предоставляет Арендополучателю своими силами услуги по управлению Транспортным средством и его технической эксплуатации (далее — «Услуги»).</w:t>
+        <w:t>1.1. Арендодатель передаёт Арендополучателю во временное владение и пользование за плату транспортное средство — автомобиль LADA 4x4 Bronto (ВАЗ-212140-0000070), государственный регистрационный знак У 465 ОР, регион ____________, VIN ____________________, год выпуска ____________, ПТС ____________________ от 29.05.2024, СТС ____________________ от 29.05.2024 (далее — «Транспортное средство»), а также предоставляет Арендополучателю своими силами услуги по управлению Транспортным средством и его технической эксплуатации (далее — «Услуги»).</w:t>
       </w:r>
     </w:p>
     <w:p>
@@ -1285,7 +1285,7 @@
         <w:rPr>
           <w:b w:val="0"/>
         </w:rPr>
-        <w:t>— Марка, модель: LADA NIVA Legend (ВАЗ-212140-0000070);</w:t>
+        <w:t>— Марка, модель: LADA 4x4 Bronto (ВАЗ-212140-0000070);</w:t>
       </w:r>
     </w:p>
     <w:p>
@@ -1298,7 +1298,7 @@
         <w:rPr>
           <w:b w:val="0"/>
         </w:rPr>
-        <w:t>— Государственный регистрационный знак: ____________________; VIN: ____________________;</w:t>
+        <w:t>— Государственный регистрационный знак: У 465 ОР, регион ____________; VIN: ____________________;</w:t>
       </w:r>
     </w:p>
     <w:p>

--- a/Договор аренды ТС с экипажем РОЛЛ ЭКС - СМАРТ АЛГОРИТМС.docx
+++ b/Договор аренды ТС с экипажем РОЛЛ ЭКС - СМАРТ АЛГОРИТМС.docx
@@ -587,6 +587,32 @@
           <w:b w:val="0"/>
         </w:rPr>
         <w:t>5.6. Возместить Арендодателю стоимость ущерба в случае утраты или повреждения Транспортного средства по вине Арендополучателя.</w:t>
+      </w:r>
+    </w:p>
+    <w:p>
+      <w:pPr>
+        <w:spacing w:after="80"/>
+        <w:ind w:firstLine="709"/>
+        <w:jc w:val="both"/>
+      </w:pPr>
+      <w:r>
+        <w:rPr>
+          <w:b w:val="0"/>
+        </w:rPr>
+        <w:t>5.7. Арендополучатель вправе изменять и дополнять конструкцию Транспортного средства, добавлять и заменять его составные части и дополнительное оборудование, в том числе устанавливать газобаллонное оборудование (ГБО), при условии соблюдения требований технического регламента Таможенного союза «О безопасности колёсных транспортных средств» и оформления таких изменений в установленном законодательством порядке.</w:t>
+      </w:r>
+    </w:p>
+    <w:p>
+      <w:pPr>
+        <w:spacing w:after="80"/>
+        <w:ind w:firstLine="709"/>
+        <w:jc w:val="both"/>
+      </w:pPr>
+      <w:r>
+        <w:rPr>
+          <w:b w:val="0"/>
+        </w:rPr>
+        <w:t>5.8. Арендодатель заранее выражает согласие на установку ГБО и иные изменения конструкции Транспортного средства, осуществляемые Арендополучателем, и обязуется содействовать регистрации внесённых изменений: предоставлять ПТС, СТС и иные необходимые документы, оформлять доверенности на представителей Сторон для совершения регистрационных действий в подразделениях Госавтоинспекции (МРЭО ГИБДД МВД РФ).</w:t>
       </w:r>
     </w:p>
     <w:p>
